--- a/1952.6/1952年6月15日，中共中央关于争取胜利结束“三反”运动中的若干问题的指示__LLM初注.docx
+++ b/1952.6/1952年6月15日，中共中央关于争取胜利结束“三反”运动中的若干问题的指示__LLM初注.docx
@@ -980,13 +980,23 @@
       </w:r>
     </w:p>
     <w:p>
+      <w:commentRangeStart w:id="0"/>
       <w:r>
         <w:t>1. 【需核】1952年5月20日中央关于争取“五反”斗争胜利结束中的几个问题的指示的具体内容需要核实。</w:t>
       </w:r>
-    </w:p>
-    <w:p>
+      <w:commentRangeEnd w:id="0"/>
+      <w:r>
+        <w:commentReference w:id="0"/>
+      </w:r>
+    </w:p>
+    <w:p>
+      <w:commentRangeStart w:id="1"/>
       <w:r>
         <w:t>2. 【需核】1952年4月5日中央关于可以不进行交代与国家工作人员关系问题的指示内容需要核查。</w:t>
+      </w:r>
+      <w:commentRangeEnd w:id="1"/>
+      <w:r>
+        <w:commentReference w:id="1"/>
       </w:r>
     </w:p>
     <w:sectPr>
@@ -1002,6 +1012,25 @@
     </w:sectPr>
   </w:body>
 </w:document>
+</file>
+
+<file path=word/comments.xml><?xml version="1.0" encoding="utf-8"?>
+<w:comments xmlns:w="http://schemas.openxmlformats.org/wordprocessingml/2006/main">
+  <w:comment w:id="0" w:author="LLM初注待核" w:date="2026-07-05T15:07:28Z">
+    <w:p>
+      <w:r>
+        <w:t>【需核】1952年5月20日中央关于争取“五反”斗争胜利结束中的几个问题的指示的具体内容需要核实。</w:t>
+      </w:r>
+    </w:p>
+  </w:comment>
+  <w:comment w:id="1" w:author="LLM初注待核" w:date="2026-07-05T15:07:28Z">
+    <w:p>
+      <w:r>
+        <w:t>【需核】1952年4月5日中央关于可以不进行交代与国家工作人员关系问题的指示内容需要核查。</w:t>
+      </w:r>
+    </w:p>
+  </w:comment>
+</w:comments>
 </file>
 
 <file path=word/footer1.xml><?xml version="1.0" encoding="utf-8"?>

--- a/1952.6/1952年6月15日，中共中央关于争取胜利结束“三反”运动中的若干问题的指示__LLM初注.docx
+++ b/1952.6/1952年6月15日，中共中央关于争取胜利结束“三反”运动中的若干问题的指示__LLM初注.docx
@@ -986,6 +986,9 @@
       </w:r>
       <w:commentRangeEnd w:id="0"/>
       <w:r>
+        <w:rPr>
+          <w:rStyle w:val="CommentReference"/>
+        </w:rPr>
         <w:commentReference w:id="0"/>
       </w:r>
     </w:p>
@@ -996,6 +999,9 @@
       </w:r>
       <w:commentRangeEnd w:id="1"/>
       <w:r>
+        <w:rPr>
+          <w:rStyle w:val="CommentReference"/>
+        </w:rPr>
         <w:commentReference w:id="1"/>
       </w:r>
     </w:p>
@@ -1018,6 +1024,9 @@
 <w:comments xmlns:w="http://schemas.openxmlformats.org/wordprocessingml/2006/main">
   <w:comment w:id="0" w:author="LLM初注待核" w:date="2026-07-05T15:07:28Z">
     <w:p>
+      <w:pPr>
+        <w:pStyle w:val="CommentText"/>
+      </w:pPr>
       <w:r>
         <w:t>【需核】1952年5月20日中央关于争取“五反”斗争胜利结束中的几个问题的指示的具体内容需要核实。</w:t>
       </w:r>
@@ -1025,6 +1034,9 @@
   </w:comment>
   <w:comment w:id="1" w:author="LLM初注待核" w:date="2026-07-05T15:07:28Z">
     <w:p>
+      <w:pPr>
+        <w:pStyle w:val="CommentText"/>
+      </w:pPr>
       <w:r>
         <w:t>【需核】1952年4月5日中央关于可以不进行交代与国家工作人员关系问题的指示内容需要核查。</w:t>
       </w:r>

--- a/1952.6/1952年6月15日，中共中央关于争取胜利结束“三反”运动中的若干问题的指示__LLM初注.docx
+++ b/1952.6/1952年6月15日，中共中央关于争取胜利结束“三反”运动中的若干问题的指示__LLM初注.docx
@@ -41,11 +41,20 @@
       <w:r>
         <w:rPr>
           <w:rStyle w:val="FootnoteReference"/>
-        </w:rPr>
+          <w:vertAlign w:val="superscript"/>
+        </w:rPr>
+        <w:t>[</w:t>
         <w:footnoteReference w:id="4"/>
-      </w:r>
-      <w:r>
-        <w:rPr/>
+        <w:t>]</w:t>
+      </w:r>
+      <w:r>
+        <w:rPr>
+          <w:rFonts w:hint="eastAsia" w:ascii="黑体" w:hAnsi="黑体" w:eastAsia="黑体" w:cs="黑体"/>
+          <w:sz w:val="44"/>
+          <w:szCs w:val="44"/>
+          <w:vertAlign w:val="baseline"/>
+          <w:lang w:val="en-US" w:eastAsia="zh-CN"/>
+        </w:rPr>
         <w:t xml:space="preserve">中的若干问题的指示</w:t>
       </w:r>
       <w:bookmarkEnd w:id="0"/>
@@ -61,13 +70,16 @@
       </w:r>
       <w:r>
         <w:rPr>
+          <w:rStyle w:val="FootnoteReference"/>
           <w:rFonts w:hint="eastAsia" w:ascii="仿宋" w:hAnsi="仿宋" w:eastAsia="仿宋" w:cs="仿宋"/>
           <w:sz w:val="36"/>
           <w:szCs w:val="36"/>
           <w:vertAlign w:val="superscript"/>
           <w:lang w:val="en-US" w:eastAsia="zh-CN"/>
         </w:rPr>
+        <w:t>[</w:t>
         <w:footnoteReference w:id="0"/>
+        <w:t>]</w:t>
       </w:r>
       <w:r>
         <w:rPr>
@@ -150,11 +162,18 @@
       <w:r>
         <w:rPr>
           <w:rStyle w:val="FootnoteReference"/>
-        </w:rPr>
+          <w:vertAlign w:val="superscript"/>
+        </w:rPr>
+        <w:t>[</w:t>
         <w:footnoteReference w:id="5"/>
-      </w:r>
-      <w:r>
-        <w:rPr/>
+        <w:t>]</w:t>
+      </w:r>
+      <w:r>
+        <w:rPr>
+          <w:rFonts w:hint="eastAsia" w:ascii="仿宋" w:hAnsi="仿宋" w:eastAsia="仿宋"/>
+          <w:sz w:val="32"/>
+          <w:szCs w:val="32"/>
+        </w:rPr>
         <w:t xml:space="preserve">的阶段均已胜利结束，处理阶段也已经或快要结束，建设阶段已经或即将开始。为了胜利结束“三反”运动，反对虎头蛇尾，草率收兵，中央对于“三反”运动处理阶段和建设阶段中的若干问题，特作如下的规定：</w:t>
       </w:r>
     </w:p>
@@ -358,11 +377,18 @@
       <w:r>
         <w:rPr>
           <w:rStyle w:val="FootnoteReference"/>
-        </w:rPr>
+          <w:vertAlign w:val="superscript"/>
+        </w:rPr>
+        <w:t>[</w:t>
         <w:footnoteReference w:id="7"/>
-      </w:r>
-      <w:r>
-        <w:rPr/>
+        <w:t>]</w:t>
+      </w:r>
+      <w:r>
+        <w:rPr>
+          <w:rFonts w:hint="eastAsia" w:ascii="仿宋" w:hAnsi="仿宋" w:eastAsia="仿宋"/>
+          <w:sz w:val="32"/>
+          <w:szCs w:val="32"/>
+        </w:rPr>
         <w:t xml:space="preserve">转地方人民法院办理。凡各地追赃已达原计算贪污款物总数百分之四十左右时，即应根据具体情况，适可而止。机关内贪污分子打欠条、订长期退赃计划等办法，害多利少，一般不宜采用。</w:t>
       </w:r>
     </w:p>
@@ -401,21 +427,35 @@
       <w:r>
         <w:rPr>
           <w:rStyle w:val="FootnoteReference"/>
-        </w:rPr>
+          <w:vertAlign w:val="superscript"/>
+        </w:rPr>
+        <w:t>[</w:t>
         <w:footnoteReference w:id="8"/>
-      </w:r>
-      <w:r>
-        <w:rPr/>
+        <w:t>]</w:t>
+      </w:r>
+      <w:r>
+        <w:rPr>
+          <w:rFonts w:hint="eastAsia" w:ascii="仿宋" w:hAnsi="仿宋" w:eastAsia="仿宋"/>
+          <w:sz w:val="32"/>
+          <w:szCs w:val="32"/>
+        </w:rPr>
         <w:t xml:space="preserve">有领导地传讯有关工商户，对于甄别定案有极大作用。对于传讯处理方针，应依照1952年5月20日中央关于争取“五反”</w:t>
       </w:r>
       <w:r>
         <w:rPr>
           <w:rStyle w:val="FootnoteReference"/>
-        </w:rPr>
+          <w:vertAlign w:val="superscript"/>
+        </w:rPr>
+        <w:t>[</w:t>
         <w:footnoteReference w:id="6"/>
-      </w:r>
-      <w:r>
-        <w:rPr/>
+        <w:t>]</w:t>
+      </w:r>
+      <w:r>
+        <w:rPr>
+          <w:rFonts w:hint="eastAsia" w:ascii="仿宋" w:hAnsi="仿宋" w:eastAsia="仿宋"/>
+          <w:sz w:val="32"/>
+          <w:szCs w:val="32"/>
+        </w:rPr>
         <w:t xml:space="preserve">斗争胜利结束中的几个问题的指示中的规定办理。传讯工作切不可无计划地零乱地进行，必须抽调对“三反”、“五反”有经验的干部，首先把所有与传讯有关的材料，加以研究整理，拟定传讯计划，然后在市节约检查委员会统一领导下进行。对于守法户、基本守法户和半守法半违法户，如不传讯即无法对贪污分子定案追赃时，可以传讯，但须适可而止；对于严重违法户和完全违法户，则须抓紧传讯，但须防止追逼。在“五反”中已作结论的工商户，如传讯对证时，态度老实，虽承认了原来未承认的“五毒”行为，亦可不变其原来的结论。各地传讯的时间，一般以10天左右为宜，绝不许可拖得太久，否则对工商界波动太大，对生产不利。</w:t>
       </w:r>
     </w:p>
@@ -586,21 +626,35 @@
       <w:r>
         <w:rPr>
           <w:rStyle w:val="FootnoteReference"/>
-        </w:rPr>
+          <w:vertAlign w:val="superscript"/>
+        </w:rPr>
+        <w:t>[</w:t>
         <w:footnoteReference w:id="9"/>
-      </w:r>
-      <w:r>
-        <w:rPr/>
+        <w:t>]</w:t>
+      </w:r>
+      <w:r>
+        <w:rPr>
+          <w:rFonts w:hint="eastAsia" w:ascii="仿宋" w:hAnsi="仿宋" w:eastAsia="仿宋"/>
+          <w:sz w:val="32"/>
+          <w:szCs w:val="32"/>
+        </w:rPr>
         <w:t>，则按惩治反革命条例</w:t>
       </w:r>
       <w:r>
         <w:rPr>
           <w:rStyle w:val="FootnoteReference"/>
-        </w:rPr>
+          <w:vertAlign w:val="superscript"/>
+        </w:rPr>
+        <w:t>[</w:t>
         <w:footnoteReference w:id="10"/>
-      </w:r>
-      <w:r>
-        <w:rPr/>
+        <w:t>]</w:t>
+      </w:r>
+      <w:r>
+        <w:rPr>
+          <w:rFonts w:hint="eastAsia" w:ascii="仿宋" w:hAnsi="仿宋" w:eastAsia="仿宋"/>
+          <w:sz w:val="32"/>
+          <w:szCs w:val="32"/>
+        </w:rPr>
         <w:t xml:space="preserve">办理。</w:t>
       </w:r>
     </w:p>
@@ -837,21 +891,35 @@
       <w:r>
         <w:rPr>
           <w:rStyle w:val="FootnoteReference"/>
-        </w:rPr>
+          <w:vertAlign w:val="superscript"/>
+        </w:rPr>
+        <w:t>[</w:t>
         <w:footnoteReference w:id="13"/>
-      </w:r>
-      <w:r>
-        <w:rPr/>
+        <w:t>]</w:t>
+      </w:r>
+      <w:r>
+        <w:rPr>
+          <w:rFonts w:hint="eastAsia" w:ascii="仿宋" w:hAnsi="仿宋" w:eastAsia="仿宋"/>
+          <w:sz w:val="32"/>
+          <w:szCs w:val="32"/>
+        </w:rPr>
         <w:t xml:space="preserve">整党的单位，“三反”运动对于他们事实上是进一步的整党运动。“三反”以前未按党员标准的八项条件进行整党的地区，可以在“三反”建设阶段同时或在“三反”结束以后，划出一定时间，进行对于党员标准的八项条件的学习，其目的在于普遍提高党员的认识。所有民主补课</w:t>
       </w:r>
       <w:r>
         <w:rPr>
           <w:rStyle w:val="FootnoteReference"/>
-        </w:rPr>
+          <w:vertAlign w:val="superscript"/>
+        </w:rPr>
+        <w:t>[</w:t>
         <w:footnoteReference w:id="12"/>
-      </w:r>
-      <w:r>
-        <w:rPr/>
+        <w:t>]</w:t>
+      </w:r>
+      <w:r>
+        <w:rPr>
+          <w:rFonts w:hint="eastAsia" w:ascii="仿宋" w:hAnsi="仿宋" w:eastAsia="仿宋"/>
+          <w:sz w:val="32"/>
+          <w:szCs w:val="32"/>
+        </w:rPr>
         <w:t xml:space="preserve">，干部鉴定，犯错误党员的处理工作，均应在这一阶段内结合进行。</w:t>
       </w:r>
     </w:p>
@@ -890,11 +958,18 @@
       <w:r>
         <w:rPr>
           <w:rStyle w:val="FootnoteReference"/>
-        </w:rPr>
+          <w:vertAlign w:val="superscript"/>
+        </w:rPr>
+        <w:t>[</w:t>
         <w:footnoteReference w:id="11"/>
-      </w:r>
-      <w:r>
-        <w:rPr/>
+        <w:t>]</w:t>
+      </w:r>
+      <w:r>
+        <w:rPr>
+          <w:rFonts w:hint="eastAsia" w:ascii="仿宋" w:hAnsi="仿宋" w:eastAsia="仿宋"/>
+          <w:sz w:val="32"/>
+          <w:szCs w:val="32"/>
+        </w:rPr>
         <w:t xml:space="preserve">。整编的目的在于确立编制，精简机构，提高工作效率。制度建设的内容包括民主制度，新的财务制度，基本建设制度，人事制度，工作、生活、学习等制度及监察和检查制度。制度建设的中心是民主制度。民主制度的关键在于首先健全机关党内的民主生活，而党员代表大会和代表会议，则是最适当的组织形式，应定期召开，认真进行；其次则为机关内的民主生活的建立，而机关工作人员的代表会议和小组会议，以及每年一次的民主检讨制度，均应按期进行。</w:t>
       </w:r>
     </w:p>

--- a/1952.6/1952年6月15日，中共中央关于争取胜利结束“三反”运动中的若干问题的指示__LLM初注.docx
+++ b/1952.6/1952年6月15日，中共中央关于争取胜利结束“三反”运动中的若干问题的指示__LLM初注.docx
@@ -43,9 +43,16 @@
           <w:rStyle w:val="FootnoteReference"/>
           <w:vertAlign w:val="superscript"/>
         </w:rPr>
-        <w:t>[</w:t>
+        <w:t>[1]</w:t>
+      </w:r>
+      <w:r>
+        <w:rPr>
+          <w:rStyle w:val="FootnoteReference"/>
+          <w:vertAlign w:val="superscript"/>
+          <w:vanish/>
+          <w:specVanish/>
+        </w:rPr>
         <w:footnoteReference w:id="4"/>
-        <w:t>]</w:t>
       </w:r>
       <w:r>
         <w:rPr>
@@ -60,36 +67,19 @@
       <w:bookmarkEnd w:id="0"/>
       <w:r>
         <w:rPr>
-          <w:rFonts w:hint="eastAsia" w:ascii="仿宋" w:hAnsi="仿宋" w:eastAsia="仿宋" w:cs="仿宋"/>
-          <w:sz w:val="36"/>
-          <w:szCs w:val="36"/>
+          <w:rStyle w:val="FootnoteReference"/>
           <w:vertAlign w:val="superscript"/>
-          <w:lang w:val="en-US" w:eastAsia="zh-CN"/>
-        </w:rPr>
-        <w:t>[</w:t>
-      </w:r>
-      <w:r>
-        <w:rPr>
-          <w:rStyle w:val="FootnoteReference"/>
-          <w:rFonts w:hint="eastAsia" w:ascii="仿宋" w:hAnsi="仿宋" w:eastAsia="仿宋" w:cs="仿宋"/>
-          <w:sz w:val="36"/>
-          <w:szCs w:val="36"/>
+        </w:rPr>
+        <w:t>[2]</w:t>
+      </w:r>
+      <w:r>
+        <w:rPr>
+          <w:rStyle w:val="FootnoteReference"/>
           <w:vertAlign w:val="superscript"/>
-          <w:lang w:val="en-US" w:eastAsia="zh-CN"/>
-        </w:rPr>
-        <w:t>[</w:t>
+          <w:vanish/>
+          <w:specVanish/>
+        </w:rPr>
         <w:footnoteReference w:id="0"/>
-        <w:t>]</w:t>
-      </w:r>
-      <w:r>
-        <w:rPr>
-          <w:rFonts w:hint="eastAsia" w:ascii="仿宋" w:hAnsi="仿宋" w:eastAsia="仿宋" w:cs="仿宋"/>
-          <w:sz w:val="36"/>
-          <w:szCs w:val="36"/>
-          <w:vertAlign w:val="superscript"/>
-          <w:lang w:val="en-US" w:eastAsia="zh-CN"/>
-        </w:rPr>
-        <w:t>]</w:t>
       </w:r>
     </w:p>
     <w:p>
@@ -164,9 +154,16 @@
           <w:rStyle w:val="FootnoteReference"/>
           <w:vertAlign w:val="superscript"/>
         </w:rPr>
-        <w:t>[</w:t>
+        <w:t>[3]</w:t>
+      </w:r>
+      <w:r>
+        <w:rPr>
+          <w:rStyle w:val="FootnoteReference"/>
+          <w:vertAlign w:val="superscript"/>
+          <w:vanish/>
+          <w:specVanish/>
+        </w:rPr>
         <w:footnoteReference w:id="5"/>
-        <w:t>]</w:t>
       </w:r>
       <w:r>
         <w:rPr>
@@ -379,9 +376,16 @@
           <w:rStyle w:val="FootnoteReference"/>
           <w:vertAlign w:val="superscript"/>
         </w:rPr>
-        <w:t>[</w:t>
+        <w:t>[4]</w:t>
+      </w:r>
+      <w:r>
+        <w:rPr>
+          <w:rStyle w:val="FootnoteReference"/>
+          <w:vertAlign w:val="superscript"/>
+          <w:vanish/>
+          <w:specVanish/>
+        </w:rPr>
         <w:footnoteReference w:id="7"/>
-        <w:t>]</w:t>
       </w:r>
       <w:r>
         <w:rPr>
@@ -429,9 +433,16 @@
           <w:rStyle w:val="FootnoteReference"/>
           <w:vertAlign w:val="superscript"/>
         </w:rPr>
-        <w:t>[</w:t>
+        <w:t>[5]</w:t>
+      </w:r>
+      <w:r>
+        <w:rPr>
+          <w:rStyle w:val="FootnoteReference"/>
+          <w:vertAlign w:val="superscript"/>
+          <w:vanish/>
+          <w:specVanish/>
+        </w:rPr>
         <w:footnoteReference w:id="8"/>
-        <w:t>]</w:t>
       </w:r>
       <w:r>
         <w:rPr>
@@ -446,9 +457,16 @@
           <w:rStyle w:val="FootnoteReference"/>
           <w:vertAlign w:val="superscript"/>
         </w:rPr>
-        <w:t>[</w:t>
+        <w:t>[6]</w:t>
+      </w:r>
+      <w:r>
+        <w:rPr>
+          <w:rStyle w:val="FootnoteReference"/>
+          <w:vertAlign w:val="superscript"/>
+          <w:vanish/>
+          <w:specVanish/>
+        </w:rPr>
         <w:footnoteReference w:id="6"/>
-        <w:t>]</w:t>
       </w:r>
       <w:r>
         <w:rPr>
@@ -628,9 +646,16 @@
           <w:rStyle w:val="FootnoteReference"/>
           <w:vertAlign w:val="superscript"/>
         </w:rPr>
-        <w:t>[</w:t>
+        <w:t>[7]</w:t>
+      </w:r>
+      <w:r>
+        <w:rPr>
+          <w:rStyle w:val="FootnoteReference"/>
+          <w:vertAlign w:val="superscript"/>
+          <w:vanish/>
+          <w:specVanish/>
+        </w:rPr>
         <w:footnoteReference w:id="9"/>
-        <w:t>]</w:t>
       </w:r>
       <w:r>
         <w:rPr>
@@ -645,9 +670,16 @@
           <w:rStyle w:val="FootnoteReference"/>
           <w:vertAlign w:val="superscript"/>
         </w:rPr>
-        <w:t>[</w:t>
+        <w:t>[8]</w:t>
+      </w:r>
+      <w:r>
+        <w:rPr>
+          <w:rStyle w:val="FootnoteReference"/>
+          <w:vertAlign w:val="superscript"/>
+          <w:vanish/>
+          <w:specVanish/>
+        </w:rPr>
         <w:footnoteReference w:id="10"/>
-        <w:t>]</w:t>
       </w:r>
       <w:r>
         <w:rPr>
@@ -893,9 +925,16 @@
           <w:rStyle w:val="FootnoteReference"/>
           <w:vertAlign w:val="superscript"/>
         </w:rPr>
-        <w:t>[</w:t>
+        <w:t>[9]</w:t>
+      </w:r>
+      <w:r>
+        <w:rPr>
+          <w:rStyle w:val="FootnoteReference"/>
+          <w:vertAlign w:val="superscript"/>
+          <w:vanish/>
+          <w:specVanish/>
+        </w:rPr>
         <w:footnoteReference w:id="13"/>
-        <w:t>]</w:t>
       </w:r>
       <w:r>
         <w:rPr>
@@ -910,9 +949,16 @@
           <w:rStyle w:val="FootnoteReference"/>
           <w:vertAlign w:val="superscript"/>
         </w:rPr>
-        <w:t>[</w:t>
+        <w:t>[10]</w:t>
+      </w:r>
+      <w:r>
+        <w:rPr>
+          <w:rStyle w:val="FootnoteReference"/>
+          <w:vertAlign w:val="superscript"/>
+          <w:vanish/>
+          <w:specVanish/>
+        </w:rPr>
         <w:footnoteReference w:id="12"/>
-        <w:t>]</w:t>
       </w:r>
       <w:r>
         <w:rPr>
@@ -960,9 +1006,16 @@
           <w:rStyle w:val="FootnoteReference"/>
           <w:vertAlign w:val="superscript"/>
         </w:rPr>
-        <w:t>[</w:t>
+        <w:t>[11]</w:t>
+      </w:r>
+      <w:r>
+        <w:rPr>
+          <w:rStyle w:val="FootnoteReference"/>
+          <w:vertAlign w:val="superscript"/>
+          <w:vanish/>
+          <w:specVanish/>
+        </w:rPr>
         <w:footnoteReference w:id="11"/>
-        <w:t>]</w:t>
       </w:r>
       <w:r>
         <w:rPr>
@@ -1251,33 +1304,9 @@
       </w:pPr>
       <w:r>
         <w:rPr>
-          <w:rFonts w:hint="eastAsia" w:asciiTheme="minorEastAsia" w:hAnsiTheme="minorEastAsia" w:eastAsiaTheme="minorEastAsia" w:cstheme="minorBidi"/>
-          <w:kern w:val="2"/>
-          <w:sz w:val="21"/>
-          <w:szCs w:val="21"/>
-          <w:lang w:val="en-US" w:eastAsia="zh-CN" w:bidi="ar-SA"/>
-        </w:rPr>
-        <w:t>[</w:t>
-      </w:r>
-      <w:r>
-        <w:rPr>
-          <w:rFonts w:hint="eastAsia" w:asciiTheme="minorEastAsia" w:hAnsiTheme="minorEastAsia" w:eastAsiaTheme="minorEastAsia" w:cstheme="minorBidi"/>
-          <w:kern w:val="2"/>
-          <w:sz w:val="21"/>
-          <w:szCs w:val="21"/>
-          <w:lang w:val="en-US" w:eastAsia="zh-CN" w:bidi="ar-SA"/>
-        </w:rPr>
-        <w:footnoteRef/>
-      </w:r>
-      <w:r>
-        <w:rPr>
-          <w:rFonts w:hint="eastAsia" w:asciiTheme="minorEastAsia" w:hAnsiTheme="minorEastAsia" w:eastAsiaTheme="minorEastAsia" w:cstheme="minorBidi"/>
-          <w:kern w:val="2"/>
-          <w:sz w:val="21"/>
-          <w:szCs w:val="21"/>
-          <w:lang w:val="en-US" w:eastAsia="zh-CN" w:bidi="ar-SA"/>
-        </w:rPr>
-        <w:t>]</w:t>
+          <w:rStyle w:val="FootnoteReference"/>
+        </w:rPr>
+        <w:t>[2]</w:t>
       </w:r>
       <w:r>
         <w:rPr>
@@ -1344,13 +1373,9 @@
       </w:pPr>
       <w:r>
         <w:rPr>
-          <w:rFonts w:asciiTheme="minorEastAsia" w:hAnsiTheme="minorEastAsia" w:eastAsiaTheme="minorEastAsia" w:cstheme="minorBidi"/>
-          <w:kern w:val="2"/>
-          <w:sz w:val="21"/>
-          <w:szCs w:val="21"/>
-          <w:lang w:val="en-US" w:eastAsia="zh-CN" w:bidi="ar-SA"/>
-        </w:rPr>
-        <w:footnoteRef/>
+          <w:rStyle w:val="FootnoteReference"/>
+        </w:rPr>
+        <w:t>[1]</w:t>
       </w:r>
       <w:r>
         <w:rPr>
@@ -1377,13 +1402,9 @@
       </w:pPr>
       <w:r>
         <w:rPr>
-          <w:rFonts w:asciiTheme="minorEastAsia" w:hAnsiTheme="minorEastAsia" w:eastAsiaTheme="minorEastAsia" w:cstheme="minorBidi"/>
-          <w:kern w:val="2"/>
-          <w:sz w:val="21"/>
-          <w:szCs w:val="21"/>
-          <w:lang w:val="en-US" w:eastAsia="zh-CN" w:bidi="ar-SA"/>
-        </w:rPr>
-        <w:footnoteRef/>
+          <w:rStyle w:val="FootnoteReference"/>
+        </w:rPr>
+        <w:t>[3]</w:t>
       </w:r>
       <w:r>
         <w:rPr>
@@ -1410,13 +1431,9 @@
       </w:pPr>
       <w:r>
         <w:rPr>
-          <w:rFonts w:asciiTheme="minorEastAsia" w:hAnsiTheme="minorEastAsia" w:eastAsiaTheme="minorEastAsia" w:cstheme="minorBidi"/>
-          <w:kern w:val="2"/>
-          <w:sz w:val="21"/>
-          <w:szCs w:val="21"/>
-          <w:lang w:val="en-US" w:eastAsia="zh-CN" w:bidi="ar-SA"/>
-        </w:rPr>
-        <w:footnoteRef/>
+          <w:rStyle w:val="FootnoteReference"/>
+        </w:rPr>
+        <w:t>[6]</w:t>
       </w:r>
       <w:r>
         <w:rPr>
@@ -1443,13 +1460,9 @@
       </w:pPr>
       <w:r>
         <w:rPr>
-          <w:rFonts w:asciiTheme="minorEastAsia" w:hAnsiTheme="minorEastAsia" w:eastAsiaTheme="minorEastAsia" w:cstheme="minorBidi"/>
-          <w:kern w:val="2"/>
-          <w:sz w:val="21"/>
-          <w:szCs w:val="21"/>
-          <w:lang w:val="en-US" w:eastAsia="zh-CN" w:bidi="ar-SA"/>
-        </w:rPr>
-        <w:footnoteRef/>
+          <w:rStyle w:val="FootnoteReference"/>
+        </w:rPr>
+        <w:t>[4]</w:t>
       </w:r>
       <w:r>
         <w:rPr>
@@ -1476,13 +1489,9 @@
       </w:pPr>
       <w:r>
         <w:rPr>
-          <w:rFonts w:asciiTheme="minorEastAsia" w:hAnsiTheme="minorEastAsia" w:eastAsiaTheme="minorEastAsia" w:cstheme="minorBidi"/>
-          <w:kern w:val="2"/>
-          <w:sz w:val="21"/>
-          <w:szCs w:val="21"/>
-          <w:lang w:val="en-US" w:eastAsia="zh-CN" w:bidi="ar-SA"/>
-        </w:rPr>
-        <w:footnoteRef/>
+          <w:rStyle w:val="FootnoteReference"/>
+        </w:rPr>
+        <w:t>[5]</w:t>
       </w:r>
       <w:r>
         <w:rPr>
@@ -1509,13 +1518,9 @@
       </w:pPr>
       <w:r>
         <w:rPr>
-          <w:rFonts w:asciiTheme="minorEastAsia" w:hAnsiTheme="minorEastAsia" w:eastAsiaTheme="minorEastAsia" w:cstheme="minorBidi"/>
-          <w:kern w:val="2"/>
-          <w:sz w:val="21"/>
-          <w:szCs w:val="21"/>
-          <w:lang w:val="en-US" w:eastAsia="zh-CN" w:bidi="ar-SA"/>
-        </w:rPr>
-        <w:footnoteRef/>
+          <w:rStyle w:val="FootnoteReference"/>
+        </w:rPr>
+        <w:t>[7]</w:t>
       </w:r>
       <w:r>
         <w:rPr>
@@ -1542,13 +1547,9 @@
       </w:pPr>
       <w:r>
         <w:rPr>
-          <w:rFonts w:asciiTheme="minorEastAsia" w:hAnsiTheme="minorEastAsia" w:eastAsiaTheme="minorEastAsia" w:cstheme="minorBidi"/>
-          <w:kern w:val="2"/>
-          <w:sz w:val="21"/>
-          <w:szCs w:val="21"/>
-          <w:lang w:val="en-US" w:eastAsia="zh-CN" w:bidi="ar-SA"/>
-        </w:rPr>
-        <w:footnoteRef/>
+          <w:rStyle w:val="FootnoteReference"/>
+        </w:rPr>
+        <w:t>[8]</w:t>
       </w:r>
       <w:r>
         <w:rPr>
@@ -1575,13 +1576,9 @@
       </w:pPr>
       <w:r>
         <w:rPr>
-          <w:rFonts w:asciiTheme="minorEastAsia" w:hAnsiTheme="minorEastAsia" w:eastAsiaTheme="minorEastAsia" w:cstheme="minorBidi"/>
-          <w:kern w:val="2"/>
-          <w:sz w:val="21"/>
-          <w:szCs w:val="21"/>
-          <w:lang w:val="en-US" w:eastAsia="zh-CN" w:bidi="ar-SA"/>
-        </w:rPr>
-        <w:footnoteRef/>
+          <w:rStyle w:val="FootnoteReference"/>
+        </w:rPr>
+        <w:t>[11]</w:t>
       </w:r>
       <w:r>
         <w:rPr>
@@ -1608,13 +1605,9 @@
       </w:pPr>
       <w:r>
         <w:rPr>
-          <w:rFonts w:asciiTheme="minorEastAsia" w:hAnsiTheme="minorEastAsia" w:eastAsiaTheme="minorEastAsia" w:cstheme="minorBidi"/>
-          <w:kern w:val="2"/>
-          <w:sz w:val="21"/>
-          <w:szCs w:val="21"/>
-          <w:lang w:val="en-US" w:eastAsia="zh-CN" w:bidi="ar-SA"/>
-        </w:rPr>
-        <w:footnoteRef/>
+          <w:rStyle w:val="FootnoteReference"/>
+        </w:rPr>
+        <w:t>[10]</w:t>
       </w:r>
       <w:r>
         <w:rPr>
@@ -1641,13 +1634,9 @@
       </w:pPr>
       <w:r>
         <w:rPr>
-          <w:rFonts w:asciiTheme="minorEastAsia" w:hAnsiTheme="minorEastAsia" w:eastAsiaTheme="minorEastAsia" w:cstheme="minorBidi"/>
-          <w:kern w:val="2"/>
-          <w:sz w:val="21"/>
-          <w:szCs w:val="21"/>
-          <w:lang w:val="en-US" w:eastAsia="zh-CN" w:bidi="ar-SA"/>
-        </w:rPr>
-        <w:footnoteRef/>
+          <w:rStyle w:val="FootnoteReference"/>
+        </w:rPr>
+        <w:t>[9]</w:t>
       </w:r>
       <w:r>
         <w:rPr>
